--- a/OPERACIONES/MARKETING/REDES SOCIALES/Guia_Redes_Sociales_GuitarZero_Monetizacion_V9_0.docx
+++ b/OPERACIONES/MARKETING/REDES SOCIALES/Guia_Redes_Sociales_GuitarZero_Monetizacion_V9_0.docx
@@ -36,7 +36,7 @@
     </w:p>
     <w:p>
       <w:r>
-        <w:t>V9.0  |  31 Mar 2026  |  Lanzamiento 31 Mayo 2026  |  CONFIDENCIAL</w:t>
+        <w:t>V9.0  |  31 Mar 2026  |  Lanzamiento 1 Julio 2026  |  CONFIDENCIAL</w:t>
       </w:r>
     </w:p>
     <w:p>
@@ -763,7 +763,7 @@
         <w:pStyle w:val="ListBullet"/>
       </w:pPr>
       <w:r>
-        <w:t>Stories: polls "¿Tienes guitarra en el closet?", Q&amp;A, behind-the-scenes, countdowns a lanzamiento 31 Mayo</w:t>
+        <w:t>Stories: polls "¿Tienes guitarra en el closet?", Q&amp;A, behind-the-scenes, countdowns a lanzamiento 1 Julio</w:t>
       </w:r>
     </w:p>
     <w:p>
@@ -2173,7 +2173,7 @@
           </w:tcPr>
           <w:p>
             <w:r>
-              <w:t>DÍA DE LANZAMIENTO — 31 Mayo 2026: Live 1h + video principal</w:t>
+              <w:t>DÍA DE LANZAMIENTO — 1 Julio 2026: Live 1h + video principal</w:t>
             </w:r>
           </w:p>
         </w:tc>
@@ -2333,7 +2333,7 @@
         <w:pStyle w:val="Heading1"/>
       </w:pPr>
       <w:r>
-        <w:t>CHECKLIST FINAL PRE-LANZAMIENTO (31 Mayo 2026)</w:t>
+        <w:t>CHECKLIST FINAL PRE-LANZAMIENTO (1 Julio 2026)</w:t>
       </w:r>
     </w:p>
     <w:p>
@@ -2405,7 +2405,7 @@
         <w:pStyle w:val="ListBullet"/>
       </w:pPr>
       <w:r>
-        <w:t>[ ] Live de lanzamiento agendado para 31 Mayo 2026</w:t>
+        <w:t>[ ] Live de lanzamiento agendado para 1 Julio 2026</w:t>
       </w:r>
     </w:p>
     <w:p>
@@ -2517,7 +2517,7 @@
         <w:pStyle w:val="ListParagraph"/>
       </w:pPr>
       <w:r>
-        <w:t>D1 — LLC Delaware. Lanzamiento 31 Mayo 2026.</w:t>
+        <w:t>D1 — LLC Delaware. Lanzamiento 1 Julio 2026.</w:t>
       </w:r>
     </w:p>
     <w:p>
@@ -2573,7 +2573,7 @@
         <w:pStyle w:val="ListParagraph"/>
       </w:pPr>
       <w:r>
-        <w:t>D9 — Lanzamiento 31 Mayo 2026.</w:t>
+        <w:t>D9 — Lanzamiento 1 Julio 2026.</w:t>
       </w:r>
     </w:p>
     <w:p>
@@ -2590,6 +2590,8 @@
       </w:r>
     </w:p>
     <w:sectPr>
+      <w:headerReference w:type="default" r:id="rId9"/>
+      <w:footerReference w:type="default" r:id="rId10"/>
       <w:pgSz w:w="12240" w:h="15840"/>
       <w:pgMar w:top="1440" w:right="1800" w:bottom="1440" w:left="1800" w:header="720" w:footer="720" w:gutter="0"/>
       <w:cols w:space="720"/>
@@ -2597,6 +2599,26 @@
     </w:sectPr>
   </w:body>
 </w:document>
+</file>
+
+<file path=word/footer1.xml><?xml version="1.0" encoding="utf-8"?>
+<w:ftr xmlns:m="http://schemas.openxmlformats.org/officeDocument/2006/math" xmlns:mc="http://schemas.openxmlformats.org/markup-compatibility/2006" xmlns:mo="http://schemas.microsoft.com/office/mac/office/2008/main" xmlns:mv="urn:schemas-microsoft-com:mac:vml" xmlns:o="urn:schemas-microsoft-com:office:office" xmlns:r="http://schemas.openxmlformats.org/officeDocument/2006/relationships" xmlns:v="urn:schemas-microsoft-com:vml" xmlns:w10="urn:schemas-microsoft-com:office:word" xmlns:w14="http://schemas.microsoft.com/office/word/2010/wordml" xmlns:w="http://schemas.openxmlformats.org/wordprocessingml/2006/main" xmlns:wne="http://schemas.microsoft.com/office/word/2006/wordml" xmlns:wp14="http://schemas.microsoft.com/office/word/2010/wordprocessingDrawing" xmlns:wp="http://schemas.openxmlformats.org/drawingml/2006/wordprocessingDrawing" xmlns:wpc="http://schemas.microsoft.com/office/word/2010/wordprocessingCanvas" xmlns:wpg="http://schemas.microsoft.com/office/word/2010/wordprocessingGroup" xmlns:wpi="http://schemas.microsoft.com/office/word/2010/wordprocessingInk" xmlns:wps="http://schemas.microsoft.com/office/word/2010/wordprocessingShape" mc:Ignorable="w14 wp14">
+  <w:p>
+    <w:pPr>
+      <w:pStyle w:val="Footer"/>
+    </w:pPr>
+  </w:p>
+</w:ftr>
+</file>
+
+<file path=word/header1.xml><?xml version="1.0" encoding="utf-8"?>
+<w:hdr xmlns:m="http://schemas.openxmlformats.org/officeDocument/2006/math" xmlns:mc="http://schemas.openxmlformats.org/markup-compatibility/2006" xmlns:mo="http://schemas.microsoft.com/office/mac/office/2008/main" xmlns:mv="urn:schemas-microsoft-com:mac:vml" xmlns:o="urn:schemas-microsoft-com:office:office" xmlns:r="http://schemas.openxmlformats.org/officeDocument/2006/relationships" xmlns:v="urn:schemas-microsoft-com:vml" xmlns:w10="urn:schemas-microsoft-com:office:word" xmlns:w14="http://schemas.microsoft.com/office/word/2010/wordml" xmlns:w="http://schemas.openxmlformats.org/wordprocessingml/2006/main" xmlns:wne="http://schemas.microsoft.com/office/word/2006/wordml" xmlns:wp14="http://schemas.microsoft.com/office/word/2010/wordprocessingDrawing" xmlns:wp="http://schemas.openxmlformats.org/drawingml/2006/wordprocessingDrawing" xmlns:wpc="http://schemas.microsoft.com/office/word/2010/wordprocessingCanvas" xmlns:wpg="http://schemas.microsoft.com/office/word/2010/wordprocessingGroup" xmlns:wpi="http://schemas.microsoft.com/office/word/2010/wordprocessingInk" xmlns:wps="http://schemas.microsoft.com/office/word/2010/wordprocessingShape" mc:Ignorable="w14 wp14">
+  <w:p>
+    <w:pPr>
+      <w:pStyle w:val="Header"/>
+    </w:pPr>
+  </w:p>
+</w:hdr>
 </file>
 
 <file path=word/numbering.xml><?xml version="1.0" encoding="utf-8"?>
